--- a/testakten/gesellschaftsgruender-streit-roeschen-tech/04_Einladung_GV_18-06-2026.docx
+++ b/testakten/gesellschaftsgruender-streit-roeschen-tech/04_Einladung_GV_18-06-2026.docx
@@ -5,6 +5,154 @@
     <w:p>
       <w:pPr>
         <w:pStyle w:val="Heading1"/>
+        <w:spacing w:after="160" w:line="259" w:lineRule="auto"/>
+      </w:pPr>
+      <w:r>
+        <w:rPr>
+          <w:rFonts w:ascii="Times New Roman" w:hAnsi="Times New Roman"/>
+          <w:b/>
+          <w:sz w:val="28"/>
+        </w:rPr>
+        <w:t>Einladung zur ausserordentlichen Gesellschafterversammlung</w:t>
+      </w:r>
+    </w:p>
+    <w:p>
+      <w:pPr>
+        <w:spacing w:before="120" w:after="60" w:line="259" w:lineRule="auto"/>
+        <w:jc w:val="left"/>
+      </w:pPr>
+      <w:r>
+        <w:rPr>
+          <w:rFonts w:ascii="Times New Roman" w:hAnsi="Times New Roman"/>
+          <w:b/>
+          <w:sz w:val="22"/>
+        </w:rPr>
+        <w:t>Roeschen Tech GmbH</w:t>
+      </w:r>
+      <w:r>
+        <w:rPr>
+          <w:rFonts w:ascii="Times New Roman" w:hAnsi="Times New Roman"/>
+          <w:b/>
+          <w:sz w:val="22"/>
+        </w:rPr>
+        <w:t>, Berlin</w:t>
+      </w:r>
+    </w:p>
+    <w:p>
+      <w:pPr>
+        <w:spacing w:before="120" w:after="60" w:line="259" w:lineRule="auto"/>
+        <w:jc w:val="left"/>
+      </w:pPr>
+      <w:r>
+        <w:rPr>
+          <w:rFonts w:ascii="Times New Roman" w:hAnsi="Times New Roman"/>
+          <w:b/>
+          <w:sz w:val="22"/>
+        </w:rPr>
+        <w:t>Pappelallee 23, 10437 Berlin</w:t>
+      </w:r>
+    </w:p>
+    <w:p>
+      <w:pPr>
+        <w:spacing w:before="120" w:after="60" w:line="259" w:lineRule="auto"/>
+        <w:jc w:val="left"/>
+      </w:pPr>
+      <w:r>
+        <w:rPr>
+          <w:rFonts w:ascii="Times New Roman" w:hAnsi="Times New Roman"/>
+          <w:b/>
+          <w:sz w:val="22"/>
+        </w:rPr>
+        <w:t>HRB 245.678 B</w:t>
+      </w:r>
+    </w:p>
+    <w:p>
+      <w:pPr>
+        <w:spacing w:line="259" w:lineRule="auto" w:after="60"/>
+      </w:pPr>
+    </w:p>
+    <w:p>
+      <w:pPr>
+        <w:spacing w:before="120" w:after="60" w:line="259" w:lineRule="auto"/>
+        <w:jc w:val="left"/>
+      </w:pPr>
+      <w:r>
+        <w:rPr>
+          <w:rFonts w:ascii="Times New Roman" w:hAnsi="Times New Roman"/>
+          <w:b/>
+          <w:sz w:val="22"/>
+        </w:rPr>
+        <w:t>Berlin, den 27. Mai 2026</w:t>
+      </w:r>
+    </w:p>
+    <w:p>
+      <w:pPr>
+        <w:spacing w:before="120" w:after="60" w:line="259" w:lineRule="auto"/>
+        <w:jc w:val="left"/>
+      </w:pPr>
+      <w:r>
+        <w:rPr>
+          <w:rFonts w:ascii="Times New Roman" w:hAnsi="Times New Roman"/>
+          <w:b/>
+          <w:sz w:val="22"/>
+        </w:rPr>
+        <w:t>An die Gesellschafter der Roeschen Tech GmbH:</w:t>
+      </w:r>
+    </w:p>
+    <w:p>
+      <w:pPr>
+        <w:pStyle w:val="ListBullet"/>
+        <w:spacing w:before="120" w:after="60" w:line="259" w:lineRule="auto"/>
+      </w:pPr>
+      <w:r>
+        <w:rPr>
+          <w:rFonts w:ascii="Times New Roman" w:hAnsi="Times New Roman"/>
+          <w:b/>
+          <w:sz w:val="22"/>
+        </w:rPr>
+        <w:t>Frau Andrea Roesener, Pappelallee 23, 10437 Berlin</w:t>
+      </w:r>
+    </w:p>
+    <w:p>
+      <w:pPr>
+        <w:pStyle w:val="ListBullet"/>
+        <w:spacing w:line="259" w:lineRule="auto" w:after="60"/>
+      </w:pPr>
+      <w:r>
+        <w:t>Herrn Bert Schmid, Schoenhauser Allee 144, 10437 Berlin</w:t>
+      </w:r>
+    </w:p>
+    <w:p>
+      <w:pPr>
+        <w:pStyle w:val="ListBullet"/>
+        <w:spacing w:line="259" w:lineRule="auto" w:after="60"/>
+      </w:pPr>
+      <w:r>
+        <w:t>Frau Christine Linnenbach, Greifswalder Strasse 78, 10405 Berlin</w:t>
+      </w:r>
+    </w:p>
+    <w:p>
+      <w:pPr>
+        <w:pStyle w:val="ListBullet"/>
+        <w:spacing w:line="259" w:lineRule="auto" w:after="60"/>
+      </w:pPr>
+      <w:r>
+        <w:t>Stahlauge Ventures AG, Theatinerstrasse 15, 80333 Muenchen, vertreten durch Vorstand Dr. Felix Stahlauge</w:t>
+      </w:r>
+    </w:p>
+    <w:p>
+      <w:pPr>
+        <w:spacing w:line="259" w:lineRule="auto" w:after="60"/>
+        <w:jc w:val="left"/>
+      </w:pPr>
+      <w:r>
+        <w:t>—</w:t>
+      </w:r>
+    </w:p>
+    <w:p>
+      <w:pPr>
+        <w:pStyle w:val="Heading2"/>
+        <w:spacing w:line="259" w:lineRule="auto" w:after="60"/>
       </w:pPr>
       <w:r>
         <w:rPr>
@@ -15,104 +163,7 @@
     </w:p>
     <w:p>
       <w:pPr>
-        <w:jc w:val="left"/>
-      </w:pPr>
-      <w:r>
-        <w:rPr>
-          <w:b/>
-        </w:rPr>
-        <w:t>Roeschen Tech GmbH</w:t>
-      </w:r>
-      <w:r>
-        <w:t>, Berlin</w:t>
-      </w:r>
-    </w:p>
-    <w:p>
-      <w:pPr>
-        <w:jc w:val="left"/>
-      </w:pPr>
-      <w:r>
-        <w:t>Pappelallee 23, 10437 Berlin</w:t>
-      </w:r>
-    </w:p>
-    <w:p>
-      <w:pPr>
-        <w:jc w:val="left"/>
-      </w:pPr>
-      <w:r>
-        <w:t>HRB 245.678 B</w:t>
-      </w:r>
-    </w:p>
-    <w:p/>
-    <w:p>
-      <w:pPr>
-        <w:jc w:val="left"/>
-      </w:pPr>
-      <w:r>
-        <w:t>Berlin, den 27. Mai 2026</w:t>
-      </w:r>
-    </w:p>
-    <w:p>
-      <w:pPr>
-        <w:jc w:val="left"/>
-      </w:pPr>
-      <w:r>
-        <w:t>An die Gesellschafter der Roeschen Tech GmbH:</w:t>
-      </w:r>
-    </w:p>
-    <w:p>
-      <w:pPr>
-        <w:pStyle w:val="ListBullet"/>
-      </w:pPr>
-      <w:r>
-        <w:t>Frau Andrea Roesener, Pappelallee 23, 10437 Berlin</w:t>
-      </w:r>
-    </w:p>
-    <w:p>
-      <w:pPr>
-        <w:pStyle w:val="ListBullet"/>
-      </w:pPr>
-      <w:r>
-        <w:t>Herrn Bert Schmid, Schoenhauser Allee 144, 10437 Berlin</w:t>
-      </w:r>
-    </w:p>
-    <w:p>
-      <w:pPr>
-        <w:pStyle w:val="ListBullet"/>
-      </w:pPr>
-      <w:r>
-        <w:t>Frau Christine Linnenbach, Greifswalder Strasse 78, 10405 Berlin</w:t>
-      </w:r>
-    </w:p>
-    <w:p>
-      <w:pPr>
-        <w:pStyle w:val="ListBullet"/>
-      </w:pPr>
-      <w:r>
-        <w:t>Stahlauge Ventures AG, Theatinerstrasse 15, 80333 Muenchen, vertreten durch Vorstand Dr. Felix Stahlauge</w:t>
-      </w:r>
-    </w:p>
-    <w:p>
-      <w:pPr>
-        <w:jc w:val="left"/>
-      </w:pPr>
-      <w:r>
-        <w:t>—</w:t>
-      </w:r>
-    </w:p>
-    <w:p>
-      <w:pPr>
-        <w:pStyle w:val="Heading2"/>
-      </w:pPr>
-      <w:r>
-        <w:rPr>
-          <w:rFonts w:ascii="Times New Roman" w:hAnsi="Times New Roman"/>
-        </w:rPr>
-        <w:t>Einladung zur ausserordentlichen Gesellschafterversammlung</w:t>
-      </w:r>
-    </w:p>
-    <w:p>
-      <w:pPr>
+        <w:spacing w:line="259" w:lineRule="auto" w:after="60"/>
         <w:jc w:val="left"/>
       </w:pPr>
       <w:r>
@@ -121,6 +172,7 @@
     </w:p>
     <w:p>
       <w:pPr>
+        <w:spacing w:line="259" w:lineRule="auto" w:after="60"/>
         <w:jc w:val="left"/>
       </w:pPr>
       <w:r>
@@ -129,6 +181,7 @@
     </w:p>
     <w:p>
       <w:pPr>
+        <w:spacing w:line="259" w:lineRule="auto" w:after="60"/>
         <w:jc w:val="left"/>
       </w:pPr>
       <w:r>
@@ -140,6 +193,7 @@
     </w:p>
     <w:p>
       <w:pPr>
+        <w:spacing w:line="259" w:lineRule="auto" w:after="60"/>
         <w:jc w:val="left"/>
       </w:pPr>
       <w:r>
@@ -148,6 +202,7 @@
     </w:p>
     <w:p>
       <w:pPr>
+        <w:spacing w:line="259" w:lineRule="auto" w:after="60"/>
         <w:jc w:val="left"/>
       </w:pPr>
       <w:r>
@@ -159,6 +214,7 @@
     </w:p>
     <w:p>
       <w:pPr>
+        <w:spacing w:line="259" w:lineRule="auto" w:after="60"/>
         <w:jc w:val="left"/>
       </w:pPr>
       <w:r>
@@ -173,16 +229,22 @@
     </w:p>
     <w:p>
       <w:pPr>
+        <w:spacing w:line="259" w:lineRule="auto" w:after="60"/>
         <w:jc w:val="left"/>
       </w:pPr>
       <w:r>
         <w:t>ein.</w:t>
       </w:r>
     </w:p>
-    <w:p/>
+    <w:p>
+      <w:pPr>
+        <w:spacing w:line="259" w:lineRule="auto" w:after="60"/>
+      </w:pPr>
+    </w:p>
     <w:p>
       <w:pPr>
         <w:pStyle w:val="Heading2"/>
+        <w:spacing w:line="259" w:lineRule="auto" w:after="60"/>
       </w:pPr>
       <w:r>
         <w:rPr>
@@ -194,6 +256,7 @@
     <w:p>
       <w:pPr>
         <w:pStyle w:val="Heading3"/>
+        <w:spacing w:line="259" w:lineRule="auto" w:after="60"/>
       </w:pPr>
       <w:r>
         <w:rPr>
@@ -205,6 +268,7 @@
     <w:p>
       <w:pPr>
         <w:pStyle w:val="Heading3"/>
+        <w:spacing w:line="259" w:lineRule="auto" w:after="60"/>
       </w:pPr>
       <w:r>
         <w:rPr>
@@ -215,6 +279,7 @@
     </w:p>
     <w:p>
       <w:pPr>
+        <w:spacing w:line="259" w:lineRule="auto" w:after="60"/>
         <w:jc w:val="left"/>
       </w:pPr>
       <w:r>
@@ -224,6 +289,7 @@
     <w:p>
       <w:pPr>
         <w:pStyle w:val="Heading3"/>
+        <w:spacing w:line="259" w:lineRule="auto" w:after="60"/>
       </w:pPr>
       <w:r>
         <w:rPr>
@@ -234,6 +300,7 @@
     </w:p>
     <w:p>
       <w:pPr>
+        <w:spacing w:line="259" w:lineRule="auto" w:after="60"/>
         <w:jc w:val="left"/>
       </w:pPr>
       <w:r>
@@ -248,6 +315,7 @@
     </w:p>
     <w:p>
       <w:pPr>
+        <w:spacing w:line="259" w:lineRule="auto" w:after="60"/>
         <w:jc w:val="left"/>
       </w:pPr>
       <w:r>
@@ -256,6 +324,7 @@
     </w:p>
     <w:p>
       <w:pPr>
+        <w:spacing w:line="259" w:lineRule="auto" w:after="60"/>
         <w:jc w:val="left"/>
       </w:pPr>
       <w:r>
@@ -273,6 +342,7 @@
     </w:p>
     <w:p>
       <w:pPr>
+        <w:spacing w:line="259" w:lineRule="auto" w:after="60"/>
         <w:jc w:val="left"/>
       </w:pPr>
       <w:r>
@@ -290,6 +360,7 @@
     </w:p>
     <w:p>
       <w:pPr>
+        <w:spacing w:line="259" w:lineRule="auto" w:after="60"/>
         <w:jc w:val="left"/>
       </w:pPr>
       <w:r>
@@ -316,6 +387,7 @@
     </w:p>
     <w:p>
       <w:pPr>
+        <w:spacing w:line="259" w:lineRule="auto" w:after="60"/>
         <w:jc w:val="left"/>
       </w:pPr>
       <w:r>
@@ -325,6 +397,7 @@
     <w:p>
       <w:pPr>
         <w:pStyle w:val="ListBullet"/>
+        <w:spacing w:line="259" w:lineRule="auto" w:after="60"/>
       </w:pPr>
       <w:r>
         <w:t>1x non-participating Liquidation Preference</w:t>
@@ -333,6 +406,7 @@
     <w:p>
       <w:pPr>
         <w:pStyle w:val="ListBullet"/>
+        <w:spacing w:line="259" w:lineRule="auto" w:after="60"/>
       </w:pPr>
       <w:r>
         <w:t>Stimmrecht 1:1</w:t>
@@ -341,6 +415,7 @@
     <w:p>
       <w:pPr>
         <w:pStyle w:val="ListBullet"/>
+        <w:spacing w:line="259" w:lineRule="auto" w:after="60"/>
       </w:pPr>
       <w:r>
         <w:t>Anti-Dilution: broad-based weighted average</w:t>
@@ -349,6 +424,7 @@
     <w:p>
       <w:pPr>
         <w:pStyle w:val="ListBullet"/>
+        <w:spacing w:line="259" w:lineRule="auto" w:after="60"/>
       </w:pPr>
       <w:r>
         <w:t>Sondervetorecht bei Änderung der Satzung</w:t>
@@ -357,6 +433,7 @@
     <w:p>
       <w:pPr>
         <w:pStyle w:val="ListBullet"/>
+        <w:spacing w:line="259" w:lineRule="auto" w:after="60"/>
       </w:pPr>
       <w:r>
         <w:t>Sondervetorecht bei Aufnahme weiterer Investoren</w:t>
@@ -364,6 +441,7 @@
     </w:p>
     <w:p>
       <w:pPr>
+        <w:spacing w:line="259" w:lineRule="auto" w:after="60"/>
         <w:jc w:val="left"/>
       </w:pPr>
       <w:r>
@@ -381,6 +459,7 @@
     </w:p>
     <w:p>
       <w:pPr>
+        <w:spacing w:line="259" w:lineRule="auto" w:after="60"/>
         <w:jc w:val="left"/>
       </w:pPr>
       <w:r>
@@ -396,6 +475,7 @@
     <w:p>
       <w:pPr>
         <w:pStyle w:val="ListBullet"/>
+        <w:spacing w:line="259" w:lineRule="auto" w:after="60"/>
       </w:pPr>
       <w:r>
         <w:t>Pi Mu Holding GmbH ist ein strategischer Investor mit Marktzugang in den Sektor "Industrielle KI-Anwendungen", in dem die Gesellschaft expandieren möchte.</w:t>
@@ -404,6 +484,7 @@
     <w:p>
       <w:pPr>
         <w:pStyle w:val="ListBullet"/>
+        <w:spacing w:line="259" w:lineRule="auto" w:after="60"/>
       </w:pPr>
       <w:r>
         <w:t>Pi Mu Holding GmbH verfügt über ein Portfolio an Beteiligungen mit Synergien zum Geschäftsmodell der Gesellschaft.</w:t>
@@ -412,6 +493,7 @@
     <w:p>
       <w:pPr>
         <w:pStyle w:val="ListBullet"/>
+        <w:spacing w:line="259" w:lineRule="auto" w:after="60"/>
       </w:pPr>
       <w:r>
         <w:t>Der Eintritt der Pi Mu Holding GmbH ist Voraussetzung für die Geschäftsentwicklung in Industrie-Märkten.</w:t>
@@ -420,6 +502,7 @@
     <w:p>
       <w:pPr>
         <w:pStyle w:val="ListBullet"/>
+        <w:spacing w:line="259" w:lineRule="auto" w:after="60"/>
       </w:pPr>
       <w:r>
         <w:t>Die bestehenden Gesellschafter haben kein vergleichbares strategisches Engagement.</w:t>
@@ -428,6 +511,7 @@
     <w:p>
       <w:pPr>
         <w:pStyle w:val="ListBullet"/>
+        <w:spacing w:line="259" w:lineRule="auto" w:after="60"/>
       </w:pPr>
       <w:r>
         <w:t>Die Verwaesserung der bestehenden Gesellschafter um 21,6 % (relativ) ist im Vergleich zur Series A (25 % Verwaesserung) angemessen.</w:t>
@@ -436,6 +520,7 @@
     <w:p>
       <w:pPr>
         <w:pStyle w:val="ListBullet"/>
+        <w:spacing w:line="259" w:lineRule="auto" w:after="60"/>
       </w:pPr>
       <w:r>
         <w:t>Die Geschäftsführung hat alternative Finanzierungsformen geprüft (Bankkredit, weitere Bareinlagen der Gesellschafter); diese sind entweder nicht verfügbar oder unverhaeltnismaessig teuer."</w:t>
@@ -444,6 +529,7 @@
     <w:p>
       <w:pPr>
         <w:pStyle w:val="Heading3"/>
+        <w:spacing w:line="259" w:lineRule="auto" w:after="60"/>
       </w:pPr>
       <w:r>
         <w:rPr>
@@ -454,6 +540,7 @@
     </w:p>
     <w:p>
       <w:pPr>
+        <w:spacing w:line="259" w:lineRule="auto" w:after="60"/>
         <w:jc w:val="left"/>
       </w:pPr>
       <w:r>
@@ -463,6 +550,7 @@
     <w:p>
       <w:pPr>
         <w:pStyle w:val="Heading3"/>
+        <w:spacing w:line="259" w:lineRule="auto" w:after="60"/>
       </w:pPr>
       <w:r>
         <w:rPr>
@@ -471,10 +559,15 @@
         <w:t>TOP 5 — Sonstiges</w:t>
       </w:r>
     </w:p>
-    <w:p/>
+    <w:p>
+      <w:pPr>
+        <w:spacing w:line="259" w:lineRule="auto" w:after="60"/>
+      </w:pPr>
+    </w:p>
     <w:p>
       <w:pPr>
         <w:pStyle w:val="Heading2"/>
+        <w:spacing w:line="259" w:lineRule="auto" w:after="60"/>
       </w:pPr>
       <w:r>
         <w:rPr>
@@ -486,6 +579,7 @@
     <w:p>
       <w:pPr>
         <w:pStyle w:val="ListBullet"/>
+        <w:spacing w:line="259" w:lineRule="auto" w:after="60"/>
       </w:pPr>
       <w:r>
         <w:t>Subscription Agreement Pi Mu Holding GmbH vom 25.05.2026 (Entwurf, Anlage 1)</w:t>
@@ -494,6 +588,7 @@
     <w:p>
       <w:pPr>
         <w:pStyle w:val="ListBullet"/>
+        <w:spacing w:line="259" w:lineRule="auto" w:after="60"/>
       </w:pPr>
       <w:r>
         <w:t>Term Sheet mit Pi Mu Holding GmbH vom 03.05.2026 (Anlage 2)</w:t>
@@ -502,6 +597,7 @@
     <w:p>
       <w:pPr>
         <w:pStyle w:val="ListBullet"/>
+        <w:spacing w:line="259" w:lineRule="auto" w:after="60"/>
       </w:pPr>
       <w:r>
         <w:t>Cap Table vor und nach der KE (Anlage 3)</w:t>
@@ -510,15 +606,21 @@
     <w:p>
       <w:pPr>
         <w:pStyle w:val="ListBullet"/>
+        <w:spacing w:line="259" w:lineRule="auto" w:after="60"/>
       </w:pPr>
       <w:r>
         <w:t>Geänderte Geschäftsordnung der GF (Anlage 4)</w:t>
       </w:r>
     </w:p>
-    <w:p/>
+    <w:p>
+      <w:pPr>
+        <w:spacing w:line="259" w:lineRule="auto" w:after="60"/>
+      </w:pPr>
+    </w:p>
     <w:p>
       <w:pPr>
         <w:pStyle w:val="Heading2"/>
+        <w:spacing w:line="259" w:lineRule="auto" w:after="60"/>
       </w:pPr>
       <w:r>
         <w:rPr>
@@ -529,6 +631,7 @@
     </w:p>
     <w:p>
       <w:pPr>
+        <w:spacing w:line="259" w:lineRule="auto" w:after="60"/>
         <w:jc w:val="left"/>
       </w:pPr>
       <w:r>
@@ -537,6 +640,7 @@
     </w:p>
     <w:p>
       <w:pPr>
+        <w:spacing w:line="259" w:lineRule="auto" w:after="60"/>
         <w:jc w:val="left"/>
       </w:pPr>
       <w:r>
@@ -545,6 +649,7 @@
     </w:p>
     <w:p>
       <w:pPr>
+        <w:spacing w:line="259" w:lineRule="auto" w:after="60"/>
         <w:jc w:val="left"/>
       </w:pPr>
       <w:r>
@@ -553,6 +658,7 @@
     </w:p>
     <w:p>
       <w:pPr>
+        <w:spacing w:line="259" w:lineRule="auto" w:after="60"/>
         <w:jc w:val="left"/>
       </w:pPr>
       <w:r>
@@ -561,6 +667,7 @@
     </w:p>
     <w:p>
       <w:pPr>
+        <w:spacing w:line="259" w:lineRule="auto" w:after="60"/>
         <w:jc w:val="left"/>
       </w:pPr>
       <w:r>
@@ -569,6 +676,7 @@
     </w:p>
     <w:p>
       <w:pPr>
+        <w:spacing w:line="259" w:lineRule="auto" w:after="60"/>
         <w:jc w:val="left"/>
       </w:pPr>
       <w:r>
@@ -578,6 +686,7 @@
     <w:p>
       <w:pPr>
         <w:pStyle w:val="ListBullet"/>
+        <w:spacing w:line="259" w:lineRule="auto" w:after="60"/>
       </w:pPr>
       <w:r>
         <w:t>per beA an die Bevollmächtigten der Gesellschafter (Anwälte)</w:t>
@@ -586,19 +695,65 @@
     <w:p>
       <w:pPr>
         <w:pStyle w:val="ListBullet"/>
+        <w:spacing w:line="259" w:lineRule="auto" w:after="60"/>
       </w:pPr>
       <w:r>
         <w:t>per Einschreiben mit Rückschein an alle Gesellschafter persönlich</w:t>
       </w:r>
     </w:p>
     <w:sectPr>
+      <w:headerReference w:type="default" r:id="rId9"/>
+      <w:footerReference w:type="default" r:id="rId10"/>
       <w:pgSz w:w="11906" w:h="16838"/>
-      <w:pgMar w:top="1417" w:right="1417" w:bottom="1417" w:left="1417" w:header="720" w:footer="720" w:gutter="0"/>
+      <w:pgMar w:top="1191" w:right="1247" w:bottom="1134" w:left="1361" w:header="720" w:footer="720" w:gutter="0"/>
       <w:cols w:space="720"/>
       <w:docGrid w:linePitch="360"/>
     </w:sectPr>
   </w:body>
 </w:document>
+</file>
+
+<file path=word/footer1.xml><?xml version="1.0" encoding="utf-8"?>
+<w:ftr xmlns:m="http://schemas.openxmlformats.org/officeDocument/2006/math" xmlns:mc="http://schemas.openxmlformats.org/markup-compatibility/2006" xmlns:mo="http://schemas.microsoft.com/office/mac/office/2008/main" xmlns:mv="urn:schemas-microsoft-com:mac:vml" xmlns:o="urn:schemas-microsoft-com:office:office" xmlns:r="http://schemas.openxmlformats.org/officeDocument/2006/relationships" xmlns:v="urn:schemas-microsoft-com:vml" xmlns:w10="urn:schemas-microsoft-com:office:word" xmlns:w14="http://schemas.microsoft.com/office/word/2010/wordml" xmlns:w="http://schemas.openxmlformats.org/wordprocessingml/2006/main" xmlns:wne="http://schemas.microsoft.com/office/word/2006/wordml" xmlns:wp14="http://schemas.microsoft.com/office/word/2010/wordprocessingDrawing" xmlns:wp="http://schemas.openxmlformats.org/drawingml/2006/wordprocessingDrawing" xmlns:wpc="http://schemas.microsoft.com/office/word/2010/wordprocessingCanvas" xmlns:wpg="http://schemas.microsoft.com/office/word/2010/wordprocessingGroup" xmlns:wpi="http://schemas.microsoft.com/office/word/2010/wordprocessingInk" xmlns:wps="http://schemas.microsoft.com/office/word/2010/wordprocessingShape" mc:Ignorable="w14 wp14">
+  <w:p>
+    <w:pPr>
+      <w:pStyle w:val="Footer"/>
+      <w:jc w:val="left"/>
+    </w:pPr>
+    <w:r/>
+    <w:r>
+      <w:rPr>
+        <w:rFonts w:ascii="Times New Roman" w:hAnsi="Times New Roman"/>
+        <w:b w:val="0"/>
+        <w:color w:val="777777"/>
+        <w:sz w:val="17"/>
+      </w:rPr>
+      <w:t>Vertraulich | Bearbeitungsstand Juli 2026 | nur zur Aktenbearbeitung</w:t>
+    </w:r>
+  </w:p>
+</w:ftr>
+</file>
+
+<file path=word/header1.xml><?xml version="1.0" encoding="utf-8"?>
+<w:hdr xmlns:m="http://schemas.openxmlformats.org/officeDocument/2006/math" xmlns:mc="http://schemas.openxmlformats.org/markup-compatibility/2006" xmlns:mo="http://schemas.microsoft.com/office/mac/office/2008/main" xmlns:mv="urn:schemas-microsoft-com:mac:vml" xmlns:o="urn:schemas-microsoft-com:office:office" xmlns:r="http://schemas.openxmlformats.org/officeDocument/2006/relationships" xmlns:v="urn:schemas-microsoft-com:vml" xmlns:w10="urn:schemas-microsoft-com:office:word" xmlns:w14="http://schemas.microsoft.com/office/word/2010/wordml" xmlns:w="http://schemas.openxmlformats.org/wordprocessingml/2006/main" xmlns:wne="http://schemas.microsoft.com/office/word/2006/wordml" xmlns:wp14="http://schemas.microsoft.com/office/word/2010/wordprocessingDrawing" xmlns:wp="http://schemas.openxmlformats.org/drawingml/2006/wordprocessingDrawing" xmlns:wpc="http://schemas.microsoft.com/office/word/2010/wordprocessingCanvas" xmlns:wpg="http://schemas.microsoft.com/office/word/2010/wordprocessingGroup" xmlns:wpi="http://schemas.microsoft.com/office/word/2010/wordprocessingInk" xmlns:wps="http://schemas.microsoft.com/office/word/2010/wordprocessingShape" mc:Ignorable="w14 wp14">
+  <w:p>
+    <w:pPr>
+      <w:pStyle w:val="Header"/>
+      <w:jc w:val="left"/>
+    </w:pPr>
+    <w:r/>
+    <w:r>
+      <w:rPr>
+        <w:rFonts w:ascii="Times New Roman" w:hAnsi="Times New Roman"/>
+        <w:b w:val="0"/>
+        <w:i w:val="0"/>
+        <w:color w:val="666666"/>
+        <w:sz w:val="17"/>
+      </w:rPr>
+      <w:t>Hagemann &amp; Westarp Rechtsanwälte | Gesellschaftsrechtliche Arbeitsakte | Bearbeitungsstand Juli 2026</w:t>
+    </w:r>
+  </w:p>
+</w:hdr>
 </file>
 
 <file path=word/numbering.xml><?xml version="1.0" encoding="utf-8"?>
@@ -1315,11 +1470,12 @@
       <w:contextualSpacing/>
     </w:pPr>
     <w:rPr>
-      <w:rFonts w:asciiTheme="majorHAnsi" w:eastAsiaTheme="majorEastAsia" w:hAnsiTheme="majorHAnsi" w:cstheme="majorBidi"/>
+      <w:rFonts w:asciiTheme="majorHAnsi" w:eastAsiaTheme="majorEastAsia" w:hAnsiTheme="majorHAnsi" w:cstheme="majorBidi" w:ascii="Times New Roman" w:hAnsi="Times New Roman"/>
+      <w:b/>
       <w:color w:val="17365D" w:themeColor="text2" w:themeShade="BF"/>
       <w:spacing w:val="5"/>
       <w:kern w:val="28"/>
-      <w:sz w:val="52"/>
+      <w:sz w:val="30"/>
       <w:szCs w:val="52"/>
     </w:rPr>
   </w:style>
